--- a/portfolio/resume.docx
+++ b/portfolio/resume.docx
@@ -467,7 +467,7 @@
                     <w:color w:val="18324A"/>
                     <w:szCs w:val="18"/>
                   </w:rPr>
-                  <w:t>Engineering Co-op</w:t>
+                  <w:t>Integrity &amp; Reliability Engineering Student</w:t>
                 </w:r>
               </w:sdtContent>
             </w:sdt>

--- a/portfolio/resume.docx
+++ b/portfolio/resume.docx
@@ -16,7 +16,7 @@
             <w:rPr>
               <w:rFonts w:ascii="Arial" w:hAnsi="Arial" w:eastAsia="Arial" w:cs="Arial"/>
               <w:b/>
-              <w:color w:val="264A36"/>
+              <w:color w:val="9E1B22"/>
               <w:sz w:val="38"/>
               <w:szCs w:val="38"/>
               <w:bCs/>
@@ -70,7 +70,7 @@
           <w:r>
             <w:rPr>
               <w:rFonts w:ascii="Arial" w:hAnsi="Arial" w:eastAsia="Arial" w:cs="Arial"/>
-              <w:color w:val="141414"/>
+              <w:color w:val="1D1D21"/>
               <w:sz w:val="17"/>
               <w:szCs w:val="17"/>
               <w:spacing w:val="0"/>
@@ -98,7 +98,7 @@
           <w:r>
             <w:rPr>
               <w:rFonts w:ascii="Arial" w:hAnsi="Arial" w:eastAsia="Arial" w:cs="Arial"/>
-              <w:color w:val="141414"/>
+              <w:color w:val="1D1D21"/>
               <w:sz w:val="17"/>
               <w:szCs w:val="17"/>
               <w:spacing w:val="0"/>
@@ -126,7 +126,7 @@
           <w:r>
             <w:rPr>
               <w:rFonts w:ascii="Arial" w:hAnsi="Arial" w:eastAsia="Arial" w:cs="Arial"/>
-              <w:color w:val="141414"/>
+              <w:color w:val="1D1D21"/>
               <w:sz w:val="17"/>
               <w:szCs w:val="17"/>
               <w:spacing w:val="0"/>
@@ -149,7 +149,7 @@
           <w:r>
             <w:rPr>
               <w:rFonts w:ascii="Arial" w:hAnsi="Arial" w:eastAsia="Arial" w:cs="Arial"/>
-              <w:color w:val="141414"/>
+              <w:color w:val="1D1D21"/>
               <w:sz w:val="17"/>
               <w:szCs w:val="17"/>
               <w:spacing w:val="0"/>
@@ -162,7 +162,7 @@
     <w:p>
       <w:pPr>
         <w:spacing w:before="160" w:after="40" w:line="240" w:lineRule="auto"/>
-        <w:shd w:val="clear" w:color="auto" w:fill="264A36"/>
+        <w:shd w:val="clear" w:color="auto" w:fill="9E1B22"/>
         <w:pBdr>
           <w:bottom w:val="single" w:sz="1" w:space="0" w:color="18324A"/>
         </w:pBdr>
@@ -194,7 +194,7 @@
             <w:rPr>
               <w:rFonts w:ascii="Arial" w:hAnsi="Arial" w:eastAsia="Arial" w:cs="Arial"/>
               <w:b/>
-              <w:color w:val="141414"/>
+              <w:color w:val="1D1D21"/>
               <w:sz w:val="18"/>
               <w:szCs w:val="18"/>
               <w:bCs/>
@@ -223,7 +223,7 @@
           <w:r>
             <w:rPr>
               <w:rFonts w:ascii="Arial" w:hAnsi="Arial" w:eastAsia="Arial" w:cs="Arial"/>
-              <w:color w:val="141414"/>
+              <w:color w:val="1D1D21"/>
               <w:sz w:val="17"/>
               <w:szCs w:val="17"/>
               <w:spacing w:val="0"/>
@@ -278,7 +278,7 @@
           <w:r>
             <w:rPr>
               <w:rFonts w:ascii="Arial" w:hAnsi="Arial" w:eastAsia="Arial" w:cs="Arial"/>
-              <w:color w:val="141414"/>
+              <w:color w:val="1D1D21"/>
               <w:sz w:val="17"/>
               <w:szCs w:val="17"/>
               <w:spacing w:val="0"/>
@@ -302,7 +302,7 @@
             <w:rPr>
               <w:rFonts w:ascii="Arial" w:hAnsi="Arial" w:eastAsia="Arial" w:cs="Arial"/>
               <w:b/>
-              <w:color w:val="141414"/>
+              <w:color w:val="1D1D21"/>
               <w:sz w:val="18"/>
               <w:szCs w:val="18"/>
               <w:bCs/>
@@ -331,7 +331,7 @@
           <w:r>
             <w:rPr>
               <w:rFonts w:ascii="Arial" w:hAnsi="Arial" w:eastAsia="Arial" w:cs="Arial"/>
-              <w:color w:val="141414"/>
+              <w:color w:val="1D1D21"/>
               <w:sz w:val="17"/>
               <w:szCs w:val="17"/>
               <w:spacing w:val="0"/>
@@ -386,7 +386,7 @@
           <w:r>
             <w:rPr>
               <w:rFonts w:ascii="Arial" w:hAnsi="Arial" w:eastAsia="Arial" w:cs="Arial"/>
-              <w:color w:val="141414"/>
+              <w:color w:val="1D1D21"/>
               <w:sz w:val="17"/>
               <w:szCs w:val="17"/>
               <w:spacing w:val="0"/>
@@ -399,7 +399,7 @@
     <w:p>
       <w:pPr>
         <w:spacing w:before="160" w:after="40" w:line="240" w:lineRule="auto"/>
-        <w:shd w:val="clear" w:color="auto" w:fill="264A36"/>
+        <w:shd w:val="clear" w:color="auto" w:fill="9E1B22"/>
         <w:pBdr>
           <w:bottom w:val="single" w:sz="1" w:space="0" w:color="18324A"/>
         </w:pBdr>
@@ -434,7 +434,7 @@
           <w:tcPr>
             <w:tcW w:type="dxa" w:w="3600"/>
             <w:vAlign w:val="center"/>
-            <w:shd w:val="clear" w:color="auto" w:fill="E6E8EA"/>
+            <w:shd w:val="clear" w:color="auto" w:fill="D1D5DB"/>
           </w:tcPr>
           <w:p>
             <w:pPr>
@@ -451,7 +451,7 @@
                   <w:rPr>
                     <w:rFonts w:ascii="Arial" w:hAnsi="Arial" w:eastAsia="Arial" w:cs="Arial"/>
                     <w:b/>
-                    <w:color w:val="141414"/>
+                    <w:color w:val="1D1D21"/>
                     <w:sz w:val="17"/>
                     <w:szCs w:val="17"/>
                     <w:bCs/>
@@ -467,7 +467,7 @@
           <w:tcPr>
             <w:tcW w:type="dxa" w:w="3600"/>
             <w:vAlign w:val="center"/>
-            <w:shd w:val="clear" w:color="auto" w:fill="E6E8EA"/>
+            <w:shd w:val="clear" w:color="auto" w:fill="D1D5DB"/>
           </w:tcPr>
           <w:p>
             <w:pPr>
@@ -484,7 +484,7 @@
                   <w:rPr>
                     <w:rFonts w:ascii="Arial" w:hAnsi="Arial" w:eastAsia="Arial" w:cs="Arial"/>
                     <w:b/>
-                    <w:color w:val="141414"/>
+                    <w:color w:val="1D1D21"/>
                     <w:sz w:val="17"/>
                     <w:szCs w:val="17"/>
                     <w:bCs/>
@@ -500,7 +500,7 @@
           <w:tcPr>
             <w:tcW w:type="dxa" w:w="3600"/>
             <w:vAlign w:val="center"/>
-            <w:shd w:val="clear" w:color="auto" w:fill="E6E8EA"/>
+            <w:shd w:val="clear" w:color="auto" w:fill="D1D5DB"/>
           </w:tcPr>
           <w:p>
             <w:pPr>
@@ -517,7 +517,7 @@
                   <w:rPr>
                     <w:rFonts w:ascii="Arial" w:hAnsi="Arial" w:eastAsia="Arial" w:cs="Arial"/>
                     <w:b/>
-                    <w:color w:val="141414"/>
+                    <w:color w:val="1D1D21"/>
                     <w:sz w:val="17"/>
                     <w:szCs w:val="17"/>
                     <w:bCs/>
@@ -535,7 +535,7 @@
           <w:tcPr>
             <w:tcW w:type="dxa" w:w="3600"/>
             <w:vAlign w:val="center"/>
-            <w:shd w:val="clear" w:color="auto" w:fill="E6E8EA"/>
+            <w:shd w:val="clear" w:color="auto" w:fill="D1D5DB"/>
           </w:tcPr>
           <w:p>
             <w:pPr>
@@ -552,7 +552,7 @@
                   <w:rPr>
                     <w:rFonts w:ascii="Arial" w:hAnsi="Arial" w:eastAsia="Arial" w:cs="Arial"/>
                     <w:b/>
-                    <w:color w:val="141414"/>
+                    <w:color w:val="1D1D21"/>
                     <w:sz w:val="17"/>
                     <w:szCs w:val="17"/>
                     <w:bCs/>
@@ -568,7 +568,7 @@
           <w:tcPr>
             <w:tcW w:type="dxa" w:w="3600"/>
             <w:vAlign w:val="center"/>
-            <w:shd w:val="clear" w:color="auto" w:fill="E6E8EA"/>
+            <w:shd w:val="clear" w:color="auto" w:fill="D1D5DB"/>
           </w:tcPr>
           <w:p>
             <w:pPr>
@@ -585,7 +585,7 @@
                   <w:rPr>
                     <w:rFonts w:ascii="Arial" w:hAnsi="Arial" w:eastAsia="Arial" w:cs="Arial"/>
                     <w:b/>
-                    <w:color w:val="141414"/>
+                    <w:color w:val="1D1D21"/>
                     <w:sz w:val="17"/>
                     <w:szCs w:val="17"/>
                     <w:bCs/>
@@ -601,7 +601,7 @@
           <w:tcPr>
             <w:tcW w:type="dxa" w:w="3600"/>
             <w:vAlign w:val="center"/>
-            <w:shd w:val="clear" w:color="auto" w:fill="E6E8EA"/>
+            <w:shd w:val="clear" w:color="auto" w:fill="D1D5DB"/>
           </w:tcPr>
           <w:p>
             <w:pPr>
@@ -618,7 +618,7 @@
                   <w:rPr>
                     <w:rFonts w:ascii="Arial" w:hAnsi="Arial" w:eastAsia="Arial" w:cs="Arial"/>
                     <w:b/>
-                    <w:color w:val="141414"/>
+                    <w:color w:val="1D1D21"/>
                     <w:sz w:val="17"/>
                     <w:szCs w:val="17"/>
                     <w:bCs/>
@@ -635,7 +635,7 @@
     <w:p>
       <w:pPr>
         <w:spacing w:before="160" w:after="40" w:line="240" w:lineRule="auto"/>
-        <w:shd w:val="clear" w:color="auto" w:fill="264A36"/>
+        <w:shd w:val="clear" w:color="auto" w:fill="9E1B22"/>
         <w:pBdr>
           <w:bottom w:val="single" w:sz="1" w:space="0" w:color="18324A"/>
         </w:pBdr>
@@ -667,7 +667,7 @@
             <w:rPr>
               <w:rFonts w:ascii="Arial" w:hAnsi="Arial" w:eastAsia="Arial" w:cs="Arial"/>
               <w:b/>
-              <w:color w:val="264A36"/>
+              <w:color w:val="9E1B22"/>
               <w:sz w:val="18"/>
               <w:szCs w:val="18"/>
               <w:bCs/>
@@ -746,7 +746,7 @@
           <w:r>
             <w:rPr>
               <w:rFonts w:ascii="Arial" w:hAnsi="Arial" w:eastAsia="Arial" w:cs="Arial"/>
-              <w:color w:val="141414"/>
+              <w:color w:val="1D1D21"/>
               <w:sz w:val="17"/>
               <w:szCs w:val="17"/>
               <w:spacing w:val="0"/>
@@ -771,7 +771,7 @@
           <w:r>
             <w:rPr>
               <w:rFonts w:ascii="Arial" w:hAnsi="Arial" w:eastAsia="Arial" w:cs="Arial"/>
-              <w:color w:val="141414"/>
+              <w:color w:val="1D1D21"/>
               <w:sz w:val="17"/>
               <w:szCs w:val="17"/>
               <w:spacing w:val="0"/>
@@ -796,7 +796,7 @@
           <w:r>
             <w:rPr>
               <w:rFonts w:ascii="Arial" w:hAnsi="Arial" w:eastAsia="Arial" w:cs="Arial"/>
-              <w:color w:val="141414"/>
+              <w:color w:val="1D1D21"/>
               <w:sz w:val="17"/>
               <w:szCs w:val="17"/>
               <w:spacing w:val="0"/>
@@ -821,7 +821,7 @@
           <w:r>
             <w:rPr>
               <w:rFonts w:ascii="Arial" w:hAnsi="Arial" w:eastAsia="Arial" w:cs="Arial"/>
-              <w:color w:val="141414"/>
+              <w:color w:val="1D1D21"/>
               <w:sz w:val="17"/>
               <w:szCs w:val="17"/>
               <w:spacing w:val="0"/>
@@ -845,7 +845,7 @@
             <w:rPr>
               <w:rFonts w:ascii="Arial" w:hAnsi="Arial" w:eastAsia="Arial" w:cs="Arial"/>
               <w:b/>
-              <w:color w:val="264A36"/>
+              <w:color w:val="9E1B22"/>
               <w:sz w:val="18"/>
               <w:szCs w:val="18"/>
               <w:bCs/>
@@ -924,7 +924,7 @@
           <w:r>
             <w:rPr>
               <w:rFonts w:ascii="Arial" w:hAnsi="Arial" w:eastAsia="Arial" w:cs="Arial"/>
-              <w:color w:val="141414"/>
+              <w:color w:val="1D1D21"/>
               <w:sz w:val="17"/>
               <w:szCs w:val="17"/>
               <w:spacing w:val="0"/>
@@ -949,7 +949,7 @@
           <w:r>
             <w:rPr>
               <w:rFonts w:ascii="Arial" w:hAnsi="Arial" w:eastAsia="Arial" w:cs="Arial"/>
-              <w:color w:val="141414"/>
+              <w:color w:val="1D1D21"/>
               <w:sz w:val="17"/>
               <w:szCs w:val="17"/>
               <w:spacing w:val="0"/>
@@ -974,7 +974,7 @@
           <w:r>
             <w:rPr>
               <w:rFonts w:ascii="Arial" w:hAnsi="Arial" w:eastAsia="Arial" w:cs="Arial"/>
-              <w:color w:val="141414"/>
+              <w:color w:val="1D1D21"/>
               <w:sz w:val="17"/>
               <w:szCs w:val="17"/>
               <w:spacing w:val="0"/>
@@ -999,7 +999,7 @@
           <w:r>
             <w:rPr>
               <w:rFonts w:ascii="Arial" w:hAnsi="Arial" w:eastAsia="Arial" w:cs="Arial"/>
-              <w:color w:val="141414"/>
+              <w:color w:val="1D1D21"/>
               <w:sz w:val="17"/>
               <w:szCs w:val="17"/>
               <w:spacing w:val="0"/>
@@ -1012,7 +1012,7 @@
     <w:p>
       <w:pPr>
         <w:spacing w:before="160" w:after="40" w:line="240" w:lineRule="auto"/>
-        <w:shd w:val="clear" w:color="auto" w:fill="264A36"/>
+        <w:shd w:val="clear" w:color="auto" w:fill="9E1B22"/>
         <w:pBdr>
           <w:bottom w:val="single" w:sz="1" w:space="0" w:color="18324A"/>
         </w:pBdr>
@@ -1044,7 +1044,7 @@
             <w:rPr>
               <w:rFonts w:ascii="Arial" w:hAnsi="Arial" w:eastAsia="Arial" w:cs="Arial"/>
               <w:b/>
-              <w:color w:val="264A36"/>
+              <w:color w:val="9E1B22"/>
               <w:sz w:val="18"/>
               <w:szCs w:val="18"/>
               <w:bCs/>
@@ -1123,7 +1123,7 @@
           <w:r>
             <w:rPr>
               <w:rFonts w:ascii="Arial" w:hAnsi="Arial" w:eastAsia="Arial" w:cs="Arial"/>
-              <w:color w:val="141414"/>
+              <w:color w:val="1D1D21"/>
               <w:sz w:val="17"/>
               <w:szCs w:val="17"/>
               <w:spacing w:val="0"/>
@@ -1147,7 +1147,7 @@
             <w:rPr>
               <w:rFonts w:ascii="Arial" w:hAnsi="Arial" w:eastAsia="Arial" w:cs="Arial"/>
               <w:b/>
-              <w:color w:val="264A36"/>
+              <w:color w:val="9E1B22"/>
               <w:sz w:val="18"/>
               <w:szCs w:val="18"/>
               <w:bCs/>
@@ -1226,7 +1226,7 @@
           <w:r>
             <w:rPr>
               <w:rFonts w:ascii="Arial" w:hAnsi="Arial" w:eastAsia="Arial" w:cs="Arial"/>
-              <w:color w:val="141414"/>
+              <w:color w:val="1D1D21"/>
               <w:sz w:val="17"/>
               <w:szCs w:val="17"/>
               <w:spacing w:val="0"/>
@@ -1239,7 +1239,7 @@
     <w:p>
       <w:pPr>
         <w:spacing w:before="160" w:after="40" w:line="240" w:lineRule="auto"/>
-        <w:shd w:val="clear" w:color="auto" w:fill="264A36"/>
+        <w:shd w:val="clear" w:color="auto" w:fill="9E1B22"/>
         <w:pBdr>
           <w:bottom w:val="single" w:sz="1" w:space="0" w:color="18324A"/>
         </w:pBdr>
@@ -1271,7 +1271,7 @@
             <w:rPr>
               <w:rFonts w:ascii="Arial" w:hAnsi="Arial" w:eastAsia="Arial" w:cs="Arial"/>
               <w:b/>
-              <w:color w:val="264A36"/>
+              <w:color w:val="9E1B22"/>
               <w:sz w:val="18"/>
               <w:szCs w:val="18"/>
               <w:bCs/>
@@ -1350,7 +1350,7 @@
           <w:r>
             <w:rPr>
               <w:rFonts w:ascii="Arial" w:hAnsi="Arial" w:eastAsia="Arial" w:cs="Arial"/>
-              <w:color w:val="141414"/>
+              <w:color w:val="1D1D21"/>
               <w:sz w:val="17"/>
               <w:szCs w:val="17"/>
               <w:spacing w:val="0"/>
@@ -1363,7 +1363,7 @@
     <w:p>
       <w:pPr>
         <w:spacing w:before="160" w:after="40" w:line="240" w:lineRule="auto"/>
-        <w:shd w:val="clear" w:color="auto" w:fill="264A36"/>
+        <w:shd w:val="clear" w:color="auto" w:fill="9E1B22"/>
         <w:pBdr>
           <w:bottom w:val="single" w:sz="1" w:space="0" w:color="18324A"/>
         </w:pBdr>
@@ -1395,7 +1395,7 @@
             <w:rPr>
               <w:rFonts w:ascii="Arial" w:hAnsi="Arial" w:eastAsia="Arial" w:cs="Arial"/>
               <w:b/>
-              <w:color w:val="141414"/>
+              <w:color w:val="1D1D21"/>
               <w:sz w:val="16"/>
               <w:szCs w:val="16"/>
               <w:bCs/>
@@ -1451,7 +1451,7 @@
           <w:r>
             <w:rPr>
               <w:rFonts w:ascii="Arial" w:hAnsi="Arial" w:eastAsia="Arial" w:cs="Arial"/>
-              <w:color w:val="141414"/>
+              <w:color w:val="1D1D21"/>
               <w:sz w:val="17"/>
               <w:szCs w:val="17"/>
               <w:spacing w:val="0"/>
@@ -1475,7 +1475,7 @@
             <w:rPr>
               <w:rFonts w:ascii="Arial" w:hAnsi="Arial" w:eastAsia="Arial" w:cs="Arial"/>
               <w:b/>
-              <w:color w:val="141414"/>
+              <w:color w:val="1D1D21"/>
               <w:sz w:val="16"/>
               <w:szCs w:val="16"/>
               <w:bCs/>
@@ -1531,7 +1531,7 @@
           <w:r>
             <w:rPr>
               <w:rFonts w:ascii="Arial" w:hAnsi="Arial" w:eastAsia="Arial" w:cs="Arial"/>
-              <w:color w:val="141414"/>
+              <w:color w:val="1D1D21"/>
               <w:sz w:val="17"/>
               <w:szCs w:val="17"/>
               <w:spacing w:val="0"/>
@@ -1555,7 +1555,7 @@
             <w:rPr>
               <w:rFonts w:ascii="Arial" w:hAnsi="Arial" w:eastAsia="Arial" w:cs="Arial"/>
               <w:b/>
-              <w:color w:val="141414"/>
+              <w:color w:val="1D1D21"/>
               <w:sz w:val="16"/>
               <w:szCs w:val="16"/>
               <w:bCs/>
@@ -1611,7 +1611,7 @@
           <w:r>
             <w:rPr>
               <w:rFonts w:ascii="Arial" w:hAnsi="Arial" w:eastAsia="Arial" w:cs="Arial"/>
-              <w:color w:val="141414"/>
+              <w:color w:val="1D1D21"/>
               <w:sz w:val="17"/>
               <w:szCs w:val="17"/>
               <w:spacing w:val="0"/>
@@ -1640,7 +1640,7 @@
             <w:rPr>
               <w:rFonts w:ascii="Arial" w:hAnsi="Arial" w:eastAsia="Arial" w:cs="Arial"/>
               <w:b/>
-              <w:color w:val="264A36"/>
+              <w:color w:val="9E1B22"/>
               <w:sz w:val="30"/>
               <w:szCs w:val="30"/>
               <w:bCs/>
@@ -1690,7 +1690,7 @@
     <w:p>
       <w:pPr>
         <w:spacing w:before="160" w:after="40" w:line="240" w:lineRule="auto"/>
-        <w:shd w:val="clear" w:color="auto" w:fill="264A36"/>
+        <w:shd w:val="clear" w:color="auto" w:fill="9E1B22"/>
         <w:pBdr>
           <w:bottom w:val="single" w:sz="1" w:space="0" w:color="18324A"/>
         </w:pBdr>
@@ -1722,7 +1722,7 @@
             <w:rPr>
               <w:rFonts w:ascii="Arial" w:hAnsi="Arial" w:eastAsia="Arial" w:cs="Arial"/>
               <w:b/>
-              <w:color w:val="141414"/>
+              <w:color w:val="1D1D21"/>
               <w:sz w:val="19"/>
               <w:szCs w:val="19"/>
               <w:bCs/>
@@ -1803,7 +1803,7 @@
           <w:r>
             <w:rPr>
               <w:rFonts w:ascii="Arial" w:hAnsi="Arial" w:eastAsia="Arial" w:cs="Arial"/>
-              <w:color w:val="141414"/>
+              <w:color w:val="1D1D21"/>
               <w:sz w:val="17"/>
               <w:szCs w:val="17"/>
               <w:spacing w:val="0"/>
@@ -1828,7 +1828,7 @@
           <w:r>
             <w:rPr>
               <w:rFonts w:ascii="Arial" w:hAnsi="Arial" w:eastAsia="Arial" w:cs="Arial"/>
-              <w:color w:val="141414"/>
+              <w:color w:val="1D1D21"/>
               <w:sz w:val="17"/>
               <w:szCs w:val="17"/>
               <w:spacing w:val="0"/>
@@ -1853,7 +1853,7 @@
           <w:r>
             <w:rPr>
               <w:rFonts w:ascii="Arial" w:hAnsi="Arial" w:eastAsia="Arial" w:cs="Arial"/>
-              <w:color w:val="141414"/>
+              <w:color w:val="1D1D21"/>
               <w:sz w:val="17"/>
               <w:szCs w:val="17"/>
               <w:spacing w:val="0"/>
@@ -1878,7 +1878,7 @@
           <w:r>
             <w:rPr>
               <w:rFonts w:ascii="Arial" w:hAnsi="Arial" w:eastAsia="Arial" w:cs="Arial"/>
-              <w:color w:val="141414"/>
+              <w:color w:val="1D1D21"/>
               <w:sz w:val="17"/>
               <w:szCs w:val="17"/>
               <w:spacing w:val="0"/>
@@ -1902,7 +1902,7 @@
             <w:rPr>
               <w:rFonts w:ascii="Arial" w:hAnsi="Arial" w:eastAsia="Arial" w:cs="Arial"/>
               <w:b/>
-              <w:color w:val="141414"/>
+              <w:color w:val="1D1D21"/>
               <w:sz w:val="19"/>
               <w:szCs w:val="19"/>
               <w:bCs/>
@@ -1983,7 +1983,7 @@
           <w:r>
             <w:rPr>
               <w:rFonts w:ascii="Arial" w:hAnsi="Arial" w:eastAsia="Arial" w:cs="Arial"/>
-              <w:color w:val="141414"/>
+              <w:color w:val="1D1D21"/>
               <w:sz w:val="17"/>
               <w:szCs w:val="17"/>
               <w:spacing w:val="0"/>
@@ -2008,7 +2008,7 @@
           <w:r>
             <w:rPr>
               <w:rFonts w:ascii="Arial" w:hAnsi="Arial" w:eastAsia="Arial" w:cs="Arial"/>
-              <w:color w:val="141414"/>
+              <w:color w:val="1D1D21"/>
               <w:sz w:val="17"/>
               <w:szCs w:val="17"/>
               <w:spacing w:val="0"/>
@@ -2033,7 +2033,7 @@
           <w:r>
             <w:rPr>
               <w:rFonts w:ascii="Arial" w:hAnsi="Arial" w:eastAsia="Arial" w:cs="Arial"/>
-              <w:color w:val="141414"/>
+              <w:color w:val="1D1D21"/>
               <w:sz w:val="17"/>
               <w:szCs w:val="17"/>
               <w:spacing w:val="0"/>
@@ -2058,7 +2058,7 @@
           <w:r>
             <w:rPr>
               <w:rFonts w:ascii="Arial" w:hAnsi="Arial" w:eastAsia="Arial" w:cs="Arial"/>
-              <w:color w:val="141414"/>
+              <w:color w:val="1D1D21"/>
               <w:sz w:val="17"/>
               <w:szCs w:val="17"/>
               <w:spacing w:val="0"/>
@@ -2082,7 +2082,7 @@
             <w:rPr>
               <w:rFonts w:ascii="Arial" w:hAnsi="Arial" w:eastAsia="Arial" w:cs="Arial"/>
               <w:b/>
-              <w:color w:val="141414"/>
+              <w:color w:val="1D1D21"/>
               <w:sz w:val="19"/>
               <w:szCs w:val="19"/>
               <w:bCs/>
@@ -2163,7 +2163,7 @@
           <w:r>
             <w:rPr>
               <w:rFonts w:ascii="Arial" w:hAnsi="Arial" w:eastAsia="Arial" w:cs="Arial"/>
-              <w:color w:val="141414"/>
+              <w:color w:val="1D1D21"/>
               <w:sz w:val="17"/>
               <w:szCs w:val="17"/>
               <w:spacing w:val="0"/>
@@ -2188,7 +2188,7 @@
           <w:r>
             <w:rPr>
               <w:rFonts w:ascii="Arial" w:hAnsi="Arial" w:eastAsia="Arial" w:cs="Arial"/>
-              <w:color w:val="141414"/>
+              <w:color w:val="1D1D21"/>
               <w:sz w:val="17"/>
               <w:szCs w:val="17"/>
               <w:spacing w:val="0"/>
@@ -2213,7 +2213,7 @@
           <w:r>
             <w:rPr>
               <w:rFonts w:ascii="Arial" w:hAnsi="Arial" w:eastAsia="Arial" w:cs="Arial"/>
-              <w:color w:val="141414"/>
+              <w:color w:val="1D1D21"/>
               <w:sz w:val="17"/>
               <w:szCs w:val="17"/>
               <w:spacing w:val="0"/>
@@ -2238,7 +2238,7 @@
           <w:r>
             <w:rPr>
               <w:rFonts w:ascii="Arial" w:hAnsi="Arial" w:eastAsia="Arial" w:cs="Arial"/>
-              <w:color w:val="141414"/>
+              <w:color w:val="1D1D21"/>
               <w:sz w:val="17"/>
               <w:szCs w:val="17"/>
               <w:spacing w:val="0"/>
@@ -2262,7 +2262,7 @@
             <w:rPr>
               <w:rFonts w:ascii="Arial" w:hAnsi="Arial" w:eastAsia="Arial" w:cs="Arial"/>
               <w:b/>
-              <w:color w:val="141414"/>
+              <w:color w:val="1D1D21"/>
               <w:sz w:val="19"/>
               <w:szCs w:val="19"/>
               <w:bCs/>
@@ -2343,7 +2343,7 @@
           <w:r>
             <w:rPr>
               <w:rFonts w:ascii="Arial" w:hAnsi="Arial" w:eastAsia="Arial" w:cs="Arial"/>
-              <w:color w:val="141414"/>
+              <w:color w:val="1D1D21"/>
               <w:sz w:val="17"/>
               <w:szCs w:val="17"/>
               <w:spacing w:val="0"/>
@@ -2368,7 +2368,7 @@
           <w:r>
             <w:rPr>
               <w:rFonts w:ascii="Arial" w:hAnsi="Arial" w:eastAsia="Arial" w:cs="Arial"/>
-              <w:color w:val="141414"/>
+              <w:color w:val="1D1D21"/>
               <w:sz w:val="17"/>
               <w:szCs w:val="17"/>
               <w:spacing w:val="0"/>
@@ -2393,7 +2393,7 @@
           <w:r>
             <w:rPr>
               <w:rFonts w:ascii="Arial" w:hAnsi="Arial" w:eastAsia="Arial" w:cs="Arial"/>
-              <w:color w:val="141414"/>
+              <w:color w:val="1D1D21"/>
               <w:sz w:val="17"/>
               <w:szCs w:val="17"/>
               <w:spacing w:val="0"/>
@@ -2418,7 +2418,7 @@
           <w:r>
             <w:rPr>
               <w:rFonts w:ascii="Arial" w:hAnsi="Arial" w:eastAsia="Arial" w:cs="Arial"/>
-              <w:color w:val="141414"/>
+              <w:color w:val="1D1D21"/>
               <w:sz w:val="17"/>
               <w:szCs w:val="17"/>
               <w:spacing w:val="0"/>
@@ -2431,7 +2431,7 @@
     <w:p>
       <w:pPr>
         <w:spacing w:before="160" w:after="40" w:line="240" w:lineRule="auto"/>
-        <w:shd w:val="clear" w:color="auto" w:fill="264A36"/>
+        <w:shd w:val="clear" w:color="auto" w:fill="9E1B22"/>
         <w:pBdr>
           <w:bottom w:val="single" w:sz="1" w:space="0" w:color="18324A"/>
         </w:pBdr>
@@ -2465,7 +2465,7 @@
           <w:tcPr>
             <w:tcW w:type="dxa" w:w="2450"/>
             <w:vAlign w:val="center"/>
-            <w:shd w:val="clear" w:color="auto" w:fill="E9EEF2"/>
+            <w:shd w:val="clear" w:color="auto" w:fill="D1D5DB"/>
           </w:tcPr>
           <w:p>
             <w:pPr>
@@ -2476,7 +2476,7 @@
                 <w:rFonts w:ascii="Arial" w:hAnsi="Arial"/>
                 <w:b/>
                 <w:i w:val="0"/>
-                <w:color w:val="264A36"/>
+                <w:color w:val="9E1B22"/>
                 <w:sz w:val="14"/>
               </w:rPr>
               <w:t>CAD &amp; DESIGN</w:t>
@@ -2501,7 +2501,7 @@
                 <w:r>
                   <w:rPr>
                     <w:rFonts w:ascii="Arial" w:hAnsi="Arial" w:eastAsia="Arial" w:cs="Arial"/>
-                    <w:color w:val="141414"/>
+                    <w:color w:val="1D1D21"/>
                     <w:sz w:val="17"/>
                     <w:szCs w:val="17"/>
                     <w:spacing w:val="0"/>
@@ -2518,7 +2518,7 @@
           <w:tcPr>
             <w:tcW w:type="dxa" w:w="2450"/>
             <w:vAlign w:val="center"/>
-            <w:shd w:val="clear" w:color="auto" w:fill="E9EEF2"/>
+            <w:shd w:val="clear" w:color="auto" w:fill="D1D5DB"/>
           </w:tcPr>
           <w:p>
             <w:pPr>
@@ -2529,7 +2529,7 @@
                 <w:rFonts w:ascii="Arial" w:hAnsi="Arial"/>
                 <w:b/>
                 <w:i w:val="0"/>
-                <w:color w:val="264A36"/>
+                <w:color w:val="9E1B22"/>
                 <w:sz w:val="14"/>
               </w:rPr>
               <w:t>VEHICLE &amp; ELECTRICAL</w:t>
@@ -2554,7 +2554,7 @@
                 <w:r>
                   <w:rPr>
                     <w:rFonts w:ascii="Arial" w:hAnsi="Arial" w:eastAsia="Arial" w:cs="Arial"/>
-                    <w:color w:val="141414"/>
+                    <w:color w:val="1D1D21"/>
                     <w:sz w:val="17"/>
                     <w:szCs w:val="17"/>
                     <w:spacing w:val="0"/>
@@ -2571,7 +2571,7 @@
           <w:tcPr>
             <w:tcW w:type="dxa" w:w="2450"/>
             <w:vAlign w:val="center"/>
-            <w:shd w:val="clear" w:color="auto" w:fill="E9EEF2"/>
+            <w:shd w:val="clear" w:color="auto" w:fill="D1D5DB"/>
           </w:tcPr>
           <w:p>
             <w:pPr>
@@ -2582,7 +2582,7 @@
                 <w:rFonts w:ascii="Arial" w:hAnsi="Arial"/>
                 <w:b/>
                 <w:i w:val="0"/>
-                <w:color w:val="264A36"/>
+                <w:color w:val="9E1B22"/>
                 <w:sz w:val="14"/>
               </w:rPr>
               <w:t>DATA &amp; AUTOMATION</w:t>
@@ -2607,7 +2607,7 @@
                 <w:r>
                   <w:rPr>
                     <w:rFonts w:ascii="Arial" w:hAnsi="Arial" w:eastAsia="Arial" w:cs="Arial"/>
-                    <w:color w:val="141414"/>
+                    <w:color w:val="1D1D21"/>
                     <w:sz w:val="17"/>
                     <w:szCs w:val="17"/>
                     <w:spacing w:val="0"/>
@@ -2624,7 +2624,7 @@
           <w:tcPr>
             <w:tcW w:type="dxa" w:w="2450"/>
             <w:vAlign w:val="center"/>
-            <w:shd w:val="clear" w:color="auto" w:fill="E9EEF2"/>
+            <w:shd w:val="clear" w:color="auto" w:fill="D1D5DB"/>
           </w:tcPr>
           <w:p>
             <w:pPr>
@@ -2635,7 +2635,7 @@
                 <w:rFonts w:ascii="Arial" w:hAnsi="Arial"/>
                 <w:b/>
                 <w:i w:val="0"/>
-                <w:color w:val="264A36"/>
+                <w:color w:val="9E1B22"/>
                 <w:sz w:val="14"/>
               </w:rPr>
               <w:t>ENGINEERING SOFTWARE</w:t>
@@ -2660,7 +2660,7 @@
                 <w:r>
                   <w:rPr>
                     <w:rFonts w:ascii="Arial" w:hAnsi="Arial" w:eastAsia="Arial" w:cs="Arial"/>
-                    <w:color w:val="141414"/>
+                    <w:color w:val="1D1D21"/>
                     <w:sz w:val="17"/>
                     <w:szCs w:val="17"/>
                     <w:spacing w:val="0"/>
@@ -2677,7 +2677,7 @@
           <w:tcPr>
             <w:tcW w:type="dxa" w:w="2450"/>
             <w:vAlign w:val="center"/>
-            <w:shd w:val="clear" w:color="auto" w:fill="E9EEF2"/>
+            <w:shd w:val="clear" w:color="auto" w:fill="D1D5DB"/>
           </w:tcPr>
           <w:p>
             <w:pPr>
@@ -2688,7 +2688,7 @@
                 <w:rFonts w:ascii="Arial" w:hAnsi="Arial"/>
                 <w:b/>
                 <w:i w:val="0"/>
-                <w:color w:val="264A36"/>
+                <w:color w:val="9E1B22"/>
                 <w:sz w:val="14"/>
               </w:rPr>
               <w:t>FABRICATION &amp; QA</w:t>
@@ -2713,7 +2713,7 @@
                 <w:r>
                   <w:rPr>
                     <w:rFonts w:ascii="Arial" w:hAnsi="Arial" w:eastAsia="Arial" w:cs="Arial"/>
-                    <w:color w:val="141414"/>
+                    <w:color w:val="1D1D21"/>
                     <w:sz w:val="17"/>
                     <w:szCs w:val="17"/>
                     <w:spacing w:val="0"/>
@@ -2750,7 +2750,7 @@
             <w:rPr>
               <w:rFonts w:ascii="Arial" w:hAnsi="Arial" w:eastAsia="Arial" w:cs="Arial"/>
               <w:b/>
-              <w:color w:val="264A36"/>
+              <w:color w:val="9E1B22"/>
               <w:sz w:val="17"/>
               <w:szCs w:val="17"/>
               <w:bCs/>
@@ -26659,25 +26659,25 @@
   <a:themeElements>
     <a:clrScheme name="Office">
       <a:dk1>
-        <a:srgbClr val="141414"/>
+        <a:srgbClr val="1D1D21"/>
       </a:dk1>
       <a:lt1>
         <a:srgbClr val="E6E8EA"/>
       </a:lt1>
       <a:dk2>
-        <a:srgbClr val="264A36"/>
+        <a:srgbClr val="9E1B22"/>
       </a:dk2>
       <a:lt2>
-        <a:srgbClr val="D1D5DB"/>
+        <a:srgbClr val="C8B699"/>
       </a:lt2>
       <a:accent1>
-        <a:srgbClr val="E3C878"/>
+        <a:srgbClr val="C01C28"/>
       </a:accent1>
       <a:accent2>
-        <a:srgbClr val="C01C28"/>
+        <a:srgbClr val="B8242B"/>
       </a:accent2>
       <a:accent3>
-        <a:srgbClr val="264A36"/>
+        <a:srgbClr val="9E1B22"/>
       </a:accent3>
       <a:accent4>
         <a:srgbClr val="3B6966"/>
@@ -26686,7 +26686,7 @@
         <a:srgbClr val="40556B"/>
       </a:accent5>
       <a:accent6>
-        <a:srgbClr val="4A3C31"/>
+        <a:srgbClr val="7D121A"/>
       </a:accent6>
       <a:hlink>
         <a:srgbClr val="3A6088"/>

--- a/portfolio/resume.docx
+++ b/portfolio/resume.docx
@@ -209,7 +209,7 @@
           <w:rFonts w:ascii="Arial" w:hAnsi="Arial"/>
           <w:b w:val="0"/>
           <w:i w:val="0"/>
-          <w:color w:val="141414"/>
+          <w:color w:val="1D1D21"/>
           <w:sz w:val="17"/>
         </w:rPr>
         <w:t xml:space="preserve">  |  </w:t>
@@ -228,7 +228,7 @@
               <w:szCs w:val="17"/>
               <w:spacing w:val="0"/>
             </w:rPr>
-            <w:t>Mechanical Engineering - Edmonton, AB</w:t>
+            <w:t>Faculty of Engineering, BSc in Mechanical Engineering - Edmonton, AB</w:t>
           </w:r>
         </w:sdtContent>
       </w:sdt>
@@ -237,7 +237,7 @@
           <w:rFonts w:ascii="Arial" w:hAnsi="Arial"/>
           <w:b w:val="0"/>
           <w:i w:val="0"/>
-          <w:color w:val="141414"/>
+          <w:color w:val="1D1D21"/>
           <w:sz w:val="17"/>
         </w:rPr>
         <w:t xml:space="preserve">  |  </w:t>
@@ -259,31 +259,6 @@
               <w:spacing w:val="0"/>
             </w:rPr>
             <w:t>2023 - Present</w:t>
-          </w:r>
-        </w:sdtContent>
-      </w:sdt>
-    </w:p>
-    <w:p>
-      <w:pPr>
-        <w:pStyle w:val="ListBullet"/>
-        <w:spacing w:before="0" w:after="20" w:line="240" w:lineRule="auto"/>
-        <w:ind w:left="245" w:hanging="144"/>
-      </w:pPr>
-      <w:sdt>
-        <w:sdtPr>
-          <w:tag w:val="EDU_BULLET1"/>
-          <w:alias w:val="EDU_BULLET1"/>
-        </w:sdtPr>
-        <w:sdtContent>
-          <w:r>
-            <w:rPr>
-              <w:rFonts w:ascii="Arial" w:hAnsi="Arial" w:eastAsia="Arial" w:cs="Arial"/>
-              <w:color w:val="1D1D21"/>
-              <w:sz w:val="17"/>
-              <w:szCs w:val="17"/>
-              <w:spacing w:val="0"/>
-            </w:rPr>
-            <w:t>Mechanical Engineering student; Formula EV Low Voltage Electronics Lead and Engineering Student Engagement Leader.</w:t>
           </w:r>
         </w:sdtContent>
       </w:sdt>
@@ -317,7 +292,7 @@
           <w:rFonts w:ascii="Arial" w:hAnsi="Arial"/>
           <w:b w:val="0"/>
           <w:i w:val="0"/>
-          <w:color w:val="141414"/>
+          <w:color w:val="1D1D21"/>
           <w:sz w:val="17"/>
         </w:rPr>
         <w:t xml:space="preserve">  |  </w:t>
@@ -345,7 +320,7 @@
           <w:rFonts w:ascii="Arial" w:hAnsi="Arial"/>
           <w:b w:val="0"/>
           <w:i w:val="0"/>
-          <w:color w:val="141414"/>
+          <w:color w:val="1D1D21"/>
           <w:sz w:val="17"/>
         </w:rPr>
         <w:t xml:space="preserve">  |  </w:t>
@@ -391,7 +366,32 @@
               <w:szCs w:val="17"/>
               <w:spacing w:val="0"/>
             </w:rPr>
-            <w:t>Played on the Basketball, Track, and Rugby teams along side Club Basketball and volunteer coaching. Also an active member in the Diversity Equity and Inclusion Club at school supporting a multicultural community.</w:t>
+            <w:t>Played varsity Basketball &amp; Rugby; concurrent with Club Basketball and volunteer coaching Youth Basketball.</w:t>
+          </w:r>
+        </w:sdtContent>
+      </w:sdt>
+    </w:p>
+    <w:p>
+      <w:pPr>
+        <w:pStyle w:val="ListBullet"/>
+        <w:spacing w:before="0" w:after="20" w:line="240" w:lineRule="auto"/>
+        <w:ind w:left="245" w:hanging="144"/>
+      </w:pPr>
+      <w:sdt>
+        <w:sdtPr>
+          <w:tag w:val="EDU2_BULLET2"/>
+          <w:alias w:val="EDU2_BULLET2"/>
+        </w:sdtPr>
+        <w:sdtContent>
+          <w:r>
+            <w:rPr>
+              <w:rFonts w:ascii="Arial" w:hAnsi="Arial" w:eastAsia="Arial" w:cs="Arial"/>
+              <w:color w:val="1D1D21"/>
+              <w:sz w:val="17"/>
+              <w:szCs w:val="17"/>
+              <w:spacing w:val="0"/>
+            </w:rPr>
+            <w:t>Active Leader in the Young Men &amp; Diversity Equity and Inclusion Clubs supporting an inclusive and multicultural community.</w:t>
           </w:r>
         </w:sdtContent>
       </w:sdt>
@@ -434,7 +434,6 @@
           <w:tcPr>
             <w:tcW w:type="dxa" w:w="3600"/>
             <w:vAlign w:val="center"/>
-            <w:shd w:val="clear" w:color="auto" w:fill="D1D5DB"/>
           </w:tcPr>
           <w:p>
             <w:pPr>
@@ -467,7 +466,6 @@
           <w:tcPr>
             <w:tcW w:type="dxa" w:w="3600"/>
             <w:vAlign w:val="center"/>
-            <w:shd w:val="clear" w:color="auto" w:fill="D1D5DB"/>
           </w:tcPr>
           <w:p>
             <w:pPr>
@@ -500,7 +498,6 @@
           <w:tcPr>
             <w:tcW w:type="dxa" w:w="3600"/>
             <w:vAlign w:val="center"/>
-            <w:shd w:val="clear" w:color="auto" w:fill="D1D5DB"/>
           </w:tcPr>
           <w:p>
             <w:pPr>
@@ -535,7 +532,6 @@
           <w:tcPr>
             <w:tcW w:type="dxa" w:w="3600"/>
             <w:vAlign w:val="center"/>
-            <w:shd w:val="clear" w:color="auto" w:fill="D1D5DB"/>
           </w:tcPr>
           <w:p>
             <w:pPr>
@@ -568,7 +564,6 @@
           <w:tcPr>
             <w:tcW w:type="dxa" w:w="3600"/>
             <w:vAlign w:val="center"/>
-            <w:shd w:val="clear" w:color="auto" w:fill="D1D5DB"/>
           </w:tcPr>
           <w:p>
             <w:pPr>
@@ -601,7 +596,6 @@
           <w:tcPr>
             <w:tcW w:type="dxa" w:w="3600"/>
             <w:vAlign w:val="center"/>
-            <w:shd w:val="clear" w:color="auto" w:fill="D1D5DB"/>
           </w:tcPr>
           <w:p>
             <w:pPr>
@@ -1103,7 +1097,7 @@
               <w:szCs w:val="17"/>
               <w:spacing w:val="0"/>
             </w:rPr>
-            <w:t>Formula EV Racing - University of Alberta</w:t>
+            <w:t>Formula SAE EV - University of Alberta</w:t>
           </w:r>
         </w:sdtContent>
       </w:sdt>
@@ -1128,7 +1122,32 @@
               <w:szCs w:val="17"/>
               <w:spacing w:val="0"/>
             </w:rPr>
-            <w:t>Lead Formula UA27 low-voltage planning and integration across hardware, safety interfaces, sensors, power distribution, and vehicle packaging.</w:t>
+            <w:t>Lead the UA-26 Low-Voltage subsystem remotely by focusing on new-member onboarding and transparent documentation.</w:t>
+          </w:r>
+        </w:sdtContent>
+      </w:sdt>
+    </w:p>
+    <w:p>
+      <w:pPr>
+        <w:pStyle w:val="ListBullet"/>
+        <w:spacing w:before="0" w:after="0" w:line="240" w:lineRule="auto"/>
+        <w:ind w:left="245" w:hanging="144"/>
+      </w:pPr>
+      <w:sdt>
+        <w:sdtPr>
+          <w:tag w:val="LEAD1_BULLET2"/>
+          <w:alias w:val="LEAD1_BULLET2"/>
+        </w:sdtPr>
+        <w:sdtContent>
+          <w:r>
+            <w:rPr>
+              <w:rFonts w:ascii="Arial" w:hAnsi="Arial" w:eastAsia="Arial" w:cs="Arial"/>
+              <w:color w:val="1D1D21"/>
+              <w:sz w:val="17"/>
+              <w:szCs w:val="17"/>
+              <w:spacing w:val="0"/>
+            </w:rPr>
+            <w:t>Coordinated design goals, integration, and manufacturing with other subsystems to ensure a shared knowledge base.</w:t>
           </w:r>
         </w:sdtContent>
       </w:sdt>
@@ -1231,7 +1250,7 @@
               <w:szCs w:val="17"/>
               <w:spacing w:val="0"/>
             </w:rPr>
-            <w:t>Served as an Engineering Student Engagement Leader and received the Undergraduate Student Leadership Award in 2024-2025.</w:t>
+            <w:t>As an Engineering Student Engagement Leader, I supported the faculty in hosting open houses, first year events, and community events.</w:t>
           </w:r>
         </w:sdtContent>
       </w:sdt>
@@ -1277,7 +1296,7 @@
               <w:bCs/>
               <w:spacing w:val="0"/>
             </w:rPr>
-            <w:t>Basketball Coach</w:t>
+            <w:t>Youth Basketball Coach</w:t>
           </w:r>
         </w:sdtContent>
       </w:sdt>
@@ -1307,7 +1326,7 @@
               <w:bCs/>
               <w:spacing w:val="0"/>
             </w:rPr>
-            <w:t/>
+            <w:t>2023-2026</w:t>
           </w:r>
         </w:sdtContent>
       </w:sdt>
@@ -1330,7 +1349,7 @@
               <w:szCs w:val="17"/>
               <w:spacing w:val="0"/>
             </w:rPr>
-            <w:t>CYDC</w:t>
+            <w:t>CYDC - Calgary, AB</w:t>
           </w:r>
         </w:sdtContent>
       </w:sdt>
@@ -1355,7 +1374,32 @@
               <w:szCs w:val="17"/>
               <w:spacing w:val="0"/>
             </w:rPr>
-            <w:t>Youth coaching and team development.</w:t>
+            <w:t>Working with groups of 20-40 kids, ranging in age from 8-17 years old,  during weekly practices over 4 month seasons</w:t>
+          </w:r>
+        </w:sdtContent>
+      </w:sdt>
+    </w:p>
+    <w:p>
+      <w:pPr>
+        <w:pStyle w:val="ListBullet"/>
+        <w:spacing w:before="0" w:after="0" w:line="240" w:lineRule="auto"/>
+        <w:ind w:left="245" w:hanging="144"/>
+      </w:pPr>
+      <w:sdt>
+        <w:sdtPr>
+          <w:tag w:val="COMM1_BULLET2"/>
+          <w:alias w:val="COMM1_BULLET2"/>
+        </w:sdtPr>
+        <w:sdtContent>
+          <w:r>
+            <w:rPr>
+              <w:rFonts w:ascii="Arial" w:hAnsi="Arial" w:eastAsia="Arial" w:cs="Arial"/>
+              <w:color w:val="1D1D21"/>
+              <w:sz w:val="17"/>
+              <w:szCs w:val="17"/>
+              <w:spacing w:val="0"/>
+            </w:rPr>
+            <w:t>Focused player development on teamwork, communication, fundamental basketball skills, agility, and general physical fitness.</w:t>
           </w:r>
         </w:sdtContent>
       </w:sdt>
@@ -1438,31 +1482,6 @@
     </w:p>
     <w:p>
       <w:pPr>
-        <w:pStyle w:val="ListBullet"/>
-        <w:spacing w:before="0" w:after="0" w:line="240" w:lineRule="auto"/>
-        <w:ind w:left="245" w:hanging="144"/>
-      </w:pPr>
-      <w:sdt>
-        <w:sdtPr>
-          <w:tag w:val="RECOG1_BULLET1"/>
-          <w:alias w:val="RECOG1_BULLET1"/>
-        </w:sdtPr>
-        <w:sdtContent>
-          <w:r>
-            <w:rPr>
-              <w:rFonts w:ascii="Arial" w:hAnsi="Arial" w:eastAsia="Arial" w:cs="Arial"/>
-              <w:color w:val="1D1D21"/>
-              <w:sz w:val="17"/>
-              <w:szCs w:val="17"/>
-              <w:spacing w:val="0"/>
-            </w:rPr>
-            <w:t>Received the Undergraduate Student Leadership Award during the 2024-2025 academic year.</w:t>
-          </w:r>
-        </w:sdtContent>
-      </w:sdt>
-    </w:p>
-    <w:p>
-      <w:pPr>
         <w:spacing w:before="80" w:after="0" w:line="240" w:lineRule="auto"/>
       </w:pPr>
       <w:sdt>
@@ -1512,31 +1531,6 @@
               <w:spacing w:val="0"/>
             </w:rPr>
             <w:t>2023-2024</w:t>
-          </w:r>
-        </w:sdtContent>
-      </w:sdt>
-    </w:p>
-    <w:p>
-      <w:pPr>
-        <w:pStyle w:val="ListBullet"/>
-        <w:spacing w:before="0" w:after="0" w:line="240" w:lineRule="auto"/>
-        <w:ind w:left="245" w:hanging="144"/>
-      </w:pPr>
-      <w:sdt>
-        <w:sdtPr>
-          <w:tag w:val="RECOG2_BULLET1"/>
-          <w:alias w:val="RECOG2_BULLET1"/>
-        </w:sdtPr>
-        <w:sdtContent>
-          <w:r>
-            <w:rPr>
-              <w:rFonts w:ascii="Arial" w:hAnsi="Arial" w:eastAsia="Arial" w:cs="Arial"/>
-              <w:color w:val="1D1D21"/>
-              <w:sz w:val="17"/>
-              <w:szCs w:val="17"/>
-              <w:spacing w:val="0"/>
-            </w:rPr>
-            <w:t>Recipient of the Leadership in Engineering Scholarship for 2023-2024.</w:t>
           </w:r>
         </w:sdtContent>
       </w:sdt>
@@ -1597,31 +1591,6 @@
       </w:sdt>
     </w:p>
     <w:p>
-      <w:pPr>
-        <w:pStyle w:val="ListBullet"/>
-        <w:spacing w:before="0" w:after="0" w:line="240" w:lineRule="auto"/>
-        <w:ind w:left="245" w:hanging="144"/>
-      </w:pPr>
-      <w:sdt>
-        <w:sdtPr>
-          <w:tag w:val="RECOG3_BULLET1"/>
-          <w:alias w:val="RECOG3_BULLET1"/>
-        </w:sdtPr>
-        <w:sdtContent>
-          <w:r>
-            <w:rPr>
-              <w:rFonts w:ascii="Arial" w:hAnsi="Arial" w:eastAsia="Arial" w:cs="Arial"/>
-              <w:color w:val="1D1D21"/>
-              <w:sz w:val="17"/>
-              <w:szCs w:val="17"/>
-              <w:spacing w:val="0"/>
-            </w:rPr>
-            <w:t>Silver medalist in APEGA Science Olympics during 2021-2023.</w:t>
-          </w:r>
-        </w:sdtContent>
-      </w:sdt>
-    </w:p>
-    <w:p>
       <w:r>
         <w:br w:type="page"/>
       </w:r>
@@ -1655,10 +1624,10 @@
           <w:rFonts w:ascii="Arial" w:hAnsi="Arial"/>
           <w:b/>
           <w:i w:val="0"/>
-          <w:color w:val="141414"/>
+          <w:color w:val="1D1D21"/>
           <w:sz w:val="20"/>
         </w:rPr>
-        <w:t xml:space="preserve">  |  SELECTED PROJECT PORTFOLIO</w:t>
+        <w:t xml:space="preserve">  |  PROJECT PORTFOLIO</w:t>
       </w:r>
     </w:p>
     <w:p>
@@ -1705,12 +1674,37 @@
           <w:bCs/>
           <w:spacing w:val="0"/>
         </w:rPr>
-        <w:t>SELECTED PROJECT PORTFOLIO</w:t>
+        <w:t>PROJECT PORTFOLIO</w:t>
       </w:r>
     </w:p>
     <w:p>
       <w:pPr>
-        <w:spacing w:before="80" w:after="0" w:line="240" w:lineRule="auto"/>
+        <w:spacing w:before="100" w:after="20" w:line="240" w:lineRule="auto"/>
+      </w:pPr>
+      <w:sdt>
+        <w:sdtPr>
+          <w:tag w:val="PROJECT1_CATEGORY"/>
+          <w:alias w:val="PROJECT1_CATEGORY"/>
+        </w:sdtPr>
+        <w:sdtContent>
+          <w:r>
+            <w:rPr>
+              <w:rFonts w:ascii="Arial" w:hAnsi="Arial" w:eastAsia="Arial" w:cs="Arial"/>
+              <w:b/>
+              <w:color w:val="9E1B22"/>
+              <w:sz w:val="17"/>
+              <w:szCs w:val="17"/>
+              <w:bCs/>
+              <w:spacing w:val="0"/>
+            </w:rPr>
+            <w:t>Industry Projects</w:t>
+          </w:r>
+        </w:sdtContent>
+      </w:sdt>
+    </w:p>
+    <w:p>
+      <w:pPr>
+        <w:spacing w:before="40" w:after="0" w:line="240" w:lineRule="auto"/>
       </w:pPr>
       <w:sdt>
         <w:sdtPr>
@@ -1833,64 +1827,14 @@
               <w:szCs w:val="17"/>
               <w:spacing w:val="0"/>
             </w:rPr>
-            <w:t>Assessed fatigue risk and monitoring gaps against available operating history.</w:t>
+            <w:t>Screened lifecycle evidence against OEM limits and summarized inspection and operating-awareness recommendations.</w:t>
           </w:r>
         </w:sdtContent>
       </w:sdt>
     </w:p>
     <w:p>
       <w:pPr>
-        <w:pStyle w:val="ListBullet"/>
-        <w:spacing w:before="0" w:after="0" w:line="240" w:lineRule="auto"/>
-        <w:ind w:left="245" w:hanging="144"/>
-      </w:pPr>
-      <w:sdt>
-        <w:sdtPr>
-          <w:tag w:val="PROJECT1_BULLET3"/>
-          <w:alias w:val="PROJECT1_BULLET3"/>
-        </w:sdtPr>
-        <w:sdtContent>
-          <w:r>
-            <w:rPr>
-              <w:rFonts w:ascii="Arial" w:hAnsi="Arial" w:eastAsia="Arial" w:cs="Arial"/>
-              <w:color w:val="1D1D21"/>
-              <w:sz w:val="17"/>
-              <w:szCs w:val="17"/>
-              <w:spacing w:val="0"/>
-            </w:rPr>
-            <w:t>Screened lifecycle evidence against OEM thermal and cycling limits.</w:t>
-          </w:r>
-        </w:sdtContent>
-      </w:sdt>
-    </w:p>
-    <w:p>
-      <w:pPr>
-        <w:pStyle w:val="ListBullet"/>
-        <w:spacing w:before="0" w:after="0" w:line="240" w:lineRule="auto"/>
-        <w:ind w:left="245" w:hanging="144"/>
-      </w:pPr>
-      <w:sdt>
-        <w:sdtPr>
-          <w:tag w:val="PROJECT1_BULLET4"/>
-          <w:alias w:val="PROJECT1_BULLET4"/>
-        </w:sdtPr>
-        <w:sdtContent>
-          <w:r>
-            <w:rPr>
-              <w:rFonts w:ascii="Arial" w:hAnsi="Arial" w:eastAsia="Arial" w:cs="Arial"/>
-              <w:color w:val="1D1D21"/>
-              <w:sz w:val="17"/>
-              <w:szCs w:val="17"/>
-              <w:spacing w:val="0"/>
-            </w:rPr>
-            <w:t>Summarized findings into inspection and operating-awareness recommendations.</w:t>
-          </w:r>
-        </w:sdtContent>
-      </w:sdt>
-    </w:p>
-    <w:p>
-      <w:pPr>
-        <w:spacing w:before="80" w:after="0" w:line="240" w:lineRule="auto"/>
+        <w:spacing w:before="40" w:after="0" w:line="240" w:lineRule="auto"/>
       </w:pPr>
       <w:sdt>
         <w:sdtPr>
@@ -2013,64 +1957,39 @@
               <w:szCs w:val="17"/>
               <w:spacing w:val="0"/>
             </w:rPr>
-            <w:t>Generated 500+ scopes from database exports.</w:t>
+            <w:t>Generated 500+ standardized scopes from database exports using openpyxl and python-docx.</w:t>
           </w:r>
         </w:sdtContent>
       </w:sdt>
     </w:p>
     <w:p>
       <w:pPr>
-        <w:pStyle w:val="ListBullet"/>
-        <w:spacing w:before="0" w:after="0" w:line="240" w:lineRule="auto"/>
-        <w:ind w:left="245" w:hanging="144"/>
+        <w:spacing w:before="100" w:after="20" w:line="240" w:lineRule="auto"/>
       </w:pPr>
       <w:sdt>
         <w:sdtPr>
-          <w:tag w:val="PROJECT2_BULLET3"/>
-          <w:alias w:val="PROJECT2_BULLET3"/>
+          <w:tag w:val="PROJECT3_CATEGORY"/>
+          <w:alias w:val="PROJECT3_CATEGORY"/>
         </w:sdtPr>
         <w:sdtContent>
           <w:r>
             <w:rPr>
               <w:rFonts w:ascii="Arial" w:hAnsi="Arial" w:eastAsia="Arial" w:cs="Arial"/>
-              <w:color w:val="1D1D21"/>
+              <w:b/>
+              <w:color w:val="9E1B22"/>
               <w:sz w:val="17"/>
               <w:szCs w:val="17"/>
+              <w:bCs/>
               <w:spacing w:val="0"/>
             </w:rPr>
-            <w:t>Used openpyxl and python-docx to standardize Excel-to-Word output.</w:t>
+            <w:t>Course Projects</w:t>
           </w:r>
         </w:sdtContent>
       </w:sdt>
     </w:p>
     <w:p>
       <w:pPr>
-        <w:pStyle w:val="ListBullet"/>
-        <w:spacing w:before="0" w:after="0" w:line="240" w:lineRule="auto"/>
-        <w:ind w:left="245" w:hanging="144"/>
-      </w:pPr>
-      <w:sdt>
-        <w:sdtPr>
-          <w:tag w:val="PROJECT2_BULLET4"/>
-          <w:alias w:val="PROJECT2_BULLET4"/>
-        </w:sdtPr>
-        <w:sdtContent>
-          <w:r>
-            <w:rPr>
-              <w:rFonts w:ascii="Arial" w:hAnsi="Arial" w:eastAsia="Arial" w:cs="Arial"/>
-              <w:color w:val="1D1D21"/>
-              <w:sz w:val="17"/>
-              <w:szCs w:val="17"/>
-              <w:spacing w:val="0"/>
-            </w:rPr>
-            <w:t>Replaced a manual Power Query and Power BI export workflow.</w:t>
-          </w:r>
-        </w:sdtContent>
-      </w:sdt>
-    </w:p>
-    <w:p>
-      <w:pPr>
-        <w:spacing w:before="80" w:after="0" w:line="240" w:lineRule="auto"/>
+        <w:spacing w:before="40" w:after="0" w:line="240" w:lineRule="auto"/>
       </w:pPr>
       <w:sdt>
         <w:sdtPr>
@@ -2088,7 +2007,7 @@
               <w:bCs/>
               <w:spacing w:val="0"/>
             </w:rPr>
-            <w:t>Formula EV Electrical Systems</w:t>
+            <w:t>ENG 160 Mechanical Design Project</w:t>
           </w:r>
         </w:sdtContent>
       </w:sdt>
@@ -2118,7 +2037,7 @@
               <w:bCs/>
               <w:spacing w:val="0"/>
             </w:rPr>
-            <w:t>Winter 2025 – Present</w:t>
+            <w:t>University Coursework</w:t>
           </w:r>
         </w:sdtContent>
       </w:sdt>
@@ -2143,7 +2062,7 @@
               <w:iCs/>
               <w:spacing w:val="0"/>
             </w:rPr>
-            <w:t>Formula EV Racing - Low-voltage electrical systems</w:t>
+            <w:t>University of Alberta - Mechanical design process, concept development, technical documentation</w:t>
           </w:r>
         </w:sdtContent>
       </w:sdt>
@@ -2168,7 +2087,7 @@
               <w:szCs w:val="17"/>
               <w:spacing w:val="0"/>
             </w:rPr>
-            <w:t>Planned the Formula UA27 low-voltage system around the vehicle package.</w:t>
+            <w:t>Completed a mechanical design project as part of ENG 160 coursework.</w:t>
           </w:r>
         </w:sdtContent>
       </w:sdt>
@@ -2193,64 +2112,14 @@
               <w:szCs w:val="17"/>
               <w:spacing w:val="0"/>
             </w:rPr>
-            <w:t>Coordinated power distribution and sensor integration work.</w:t>
+            <w:t>Developed the design through concept work, evaluation, and technical documentation.</w:t>
           </w:r>
         </w:sdtContent>
       </w:sdt>
     </w:p>
     <w:p>
       <w:pPr>
-        <w:pStyle w:val="ListBullet"/>
-        <w:spacing w:before="0" w:after="0" w:line="240" w:lineRule="auto"/>
-        <w:ind w:left="245" w:hanging="144"/>
-      </w:pPr>
-      <w:sdt>
-        <w:sdtPr>
-          <w:tag w:val="PROJECT3_BULLET3"/>
-          <w:alias w:val="PROJECT3_BULLET3"/>
-        </w:sdtPr>
-        <w:sdtContent>
-          <w:r>
-            <w:rPr>
-              <w:rFonts w:ascii="Arial" w:hAnsi="Arial" w:eastAsia="Arial" w:cs="Arial"/>
-              <w:color w:val="1D1D21"/>
-              <w:sz w:val="17"/>
-              <w:szCs w:val="17"/>
-              <w:spacing w:val="0"/>
-            </w:rPr>
-            <w:t>Supported safety-interface planning with mechanical and software teammates.</w:t>
-          </w:r>
-        </w:sdtContent>
-      </w:sdt>
-    </w:p>
-    <w:p>
-      <w:pPr>
-        <w:pStyle w:val="ListBullet"/>
-        <w:spacing w:before="0" w:after="0" w:line="240" w:lineRule="auto"/>
-        <w:ind w:left="245" w:hanging="144"/>
-      </w:pPr>
-      <w:sdt>
-        <w:sdtPr>
-          <w:tag w:val="PROJECT3_BULLET4"/>
-          <w:alias w:val="PROJECT3_BULLET4"/>
-        </w:sdtPr>
-        <w:sdtContent>
-          <w:r>
-            <w:rPr>
-              <w:rFonts w:ascii="Arial" w:hAnsi="Arial" w:eastAsia="Arial" w:cs="Arial"/>
-              <w:color w:val="1D1D21"/>
-              <w:sz w:val="17"/>
-              <w:szCs w:val="17"/>
-              <w:spacing w:val="0"/>
-            </w:rPr>
-            <w:t>Considered accessibility and serviceability alongside electrical function.</w:t>
-          </w:r>
-        </w:sdtContent>
-      </w:sdt>
-    </w:p>
-    <w:p>
-      <w:pPr>
-        <w:spacing w:before="80" w:after="0" w:line="240" w:lineRule="auto"/>
+        <w:spacing w:before="40" w:after="0" w:line="240" w:lineRule="auto"/>
       </w:pPr>
       <w:sdt>
         <w:sdtPr>
@@ -2268,7 +2137,7 @@
               <w:bCs/>
               <w:spacing w:val="0"/>
             </w:rPr>
-            <w:t>Leather Tool Carrier</w:t>
+            <w:t>MEC 260 Mechanical Design Project</w:t>
           </w:r>
         </w:sdtContent>
       </w:sdt>
@@ -2298,7 +2167,7 @@
               <w:bCs/>
               <w:spacing w:val="0"/>
             </w:rPr>
-            <w:t>2024</w:t>
+            <w:t>University Coursework</w:t>
           </w:r>
         </w:sdtContent>
       </w:sdt>
@@ -2323,7 +2192,7 @@
               <w:iCs/>
               <w:spacing w:val="0"/>
             </w:rPr>
-            <w:t>Spartan Controls - Shop workflow tooling</w:t>
+            <w:t>University of Alberta - Mechanical prototyping, packaging, mechanism iteration</w:t>
           </w:r>
         </w:sdtContent>
       </w:sdt>
@@ -2348,7 +2217,7 @@
               <w:szCs w:val="17"/>
               <w:spacing w:val="0"/>
             </w:rPr>
-            <w:t>Designed a leather tool carrier for common hand tools used during panel assembly.</w:t>
+            <w:t>Designed and built a small mechanical vehicle prototype with wheels and linkage.</w:t>
           </w:r>
         </w:sdtContent>
       </w:sdt>
@@ -2373,7 +2242,112 @@
               <w:szCs w:val="17"/>
               <w:spacing w:val="0"/>
             </w:rPr>
-            <w:t>Built the carrier as a durable, hands-on shop aid.</w:t>
+            <w:t>Iterated on physical packaging and mechanism performance through hands-on prototyping.</w:t>
+          </w:r>
+        </w:sdtContent>
+      </w:sdt>
+    </w:p>
+    <w:p>
+      <w:pPr>
+        <w:spacing w:before="100" w:after="20" w:line="240" w:lineRule="auto"/>
+      </w:pPr>
+      <w:sdt>
+        <w:sdtPr>
+          <w:tag w:val="PROJECT5_CATEGORY"/>
+          <w:alias w:val="PROJECT5_CATEGORY"/>
+        </w:sdtPr>
+        <w:sdtContent>
+          <w:r>
+            <w:rPr>
+              <w:rFonts w:ascii="Arial" w:hAnsi="Arial" w:eastAsia="Arial" w:cs="Arial"/>
+              <w:b/>
+              <w:color w:val="9E1B22"/>
+              <w:sz w:val="17"/>
+              <w:szCs w:val="17"/>
+              <w:bCs/>
+              <w:spacing w:val="0"/>
+            </w:rPr>
+            <w:t>Extracurricular Projects</w:t>
+          </w:r>
+        </w:sdtContent>
+      </w:sdt>
+    </w:p>
+    <w:p>
+      <w:pPr>
+        <w:spacing w:before="40" w:after="0" w:line="240" w:lineRule="auto"/>
+      </w:pPr>
+      <w:sdt>
+        <w:sdtPr>
+          <w:tag w:val="PROJECT5_TITLE"/>
+          <w:alias w:val="PROJECT5_TITLE"/>
+        </w:sdtPr>
+        <w:sdtContent>
+          <w:r>
+            <w:rPr>
+              <w:rFonts w:ascii="Arial" w:hAnsi="Arial" w:eastAsia="Arial" w:cs="Arial"/>
+              <w:b/>
+              <w:color w:val="1D1D21"/>
+              <w:sz w:val="19"/>
+              <w:szCs w:val="19"/>
+              <w:bCs/>
+              <w:spacing w:val="0"/>
+            </w:rPr>
+            <w:t>2026 Low-Voltage Systems and Harness Design, Manufacturing, and Development</w:t>
+          </w:r>
+        </w:sdtContent>
+      </w:sdt>
+      <w:r>
+        <w:rPr>
+          <w:rFonts w:ascii="Arial" w:hAnsi="Arial"/>
+          <w:b w:val="0"/>
+          <w:i w:val="0"/>
+          <w:color w:val="606266"/>
+          <w:sz w:val="18"/>
+        </w:rPr>
+        <w:t xml:space="preserve">    </w:t>
+      </w:r>
+      <w:sdt>
+        <w:sdtPr>
+          <w:tag w:val="PROJECT5_DATES"/>
+          <w:alias w:val="PROJECT5_DATES"/>
+        </w:sdtPr>
+        <w:sdtContent>
+          <w:r>
+            <w:rPr>
+              <w:rFonts w:ascii="Arial" w:hAnsi="Arial" w:eastAsia="Arial" w:cs="Arial"/>
+              <w:b/>
+              <w:color w:val="606266"/>
+              <w:sz w:val="17"/>
+              <w:szCs w:val="17"/>
+              <w:bCs/>
+              <w:spacing w:val="0"/>
+            </w:rPr>
+            <w:t>2026</w:t>
+          </w:r>
+        </w:sdtContent>
+      </w:sdt>
+    </w:p>
+    <w:p>
+      <w:pPr>
+        <w:spacing w:before="0" w:after="0" w:line="240" w:lineRule="auto"/>
+      </w:pPr>
+      <w:sdt>
+        <w:sdtPr>
+          <w:tag w:val="PROJECT5_META"/>
+          <w:alias w:val="PROJECT5_META"/>
+        </w:sdtPr>
+        <w:sdtContent>
+          <w:r>
+            <w:rPr>
+              <w:rFonts w:ascii="Arial" w:hAnsi="Arial" w:eastAsia="Arial" w:cs="Arial"/>
+              <w:i/>
+              <w:color w:val="606266"/>
+              <w:sz w:val="16"/>
+              <w:szCs w:val="16"/>
+              <w:iCs/>
+              <w:spacing w:val="0"/>
+            </w:rPr>
+            <w:t>Formula EV Racing - Low-voltage electrical systems</w:t>
           </w:r>
         </w:sdtContent>
       </w:sdt>
@@ -2386,8 +2360,8 @@
       </w:pPr>
       <w:sdt>
         <w:sdtPr>
-          <w:tag w:val="PROJECT4_BULLET3"/>
-          <w:alias w:val="PROJECT4_BULLET3"/>
+          <w:tag w:val="PROJECT5_BULLET1"/>
+          <w:alias w:val="PROJECT5_BULLET1"/>
         </w:sdtPr>
         <w:sdtContent>
           <w:r>
@@ -2398,7 +2372,7 @@
               <w:szCs w:val="17"/>
               <w:spacing w:val="0"/>
             </w:rPr>
-            <w:t>Kept frequently used tools organized and accessible.</w:t>
+            <w:t>Designed and developed the 2026 low-voltage system and vehicle harness architecture.</w:t>
           </w:r>
         </w:sdtContent>
       </w:sdt>
@@ -2411,8 +2385,8 @@
       </w:pPr>
       <w:sdt>
         <w:sdtPr>
-          <w:tag w:val="PROJECT4_BULLET4"/>
-          <w:alias w:val="PROJECT4_BULLET4"/>
+          <w:tag w:val="PROJECT5_BULLET2"/>
+          <w:alias w:val="PROJECT5_BULLET2"/>
         </w:sdtPr>
         <w:sdtContent>
           <w:r>
@@ -2423,7 +2397,292 @@
               <w:szCs w:val="17"/>
               <w:spacing w:val="0"/>
             </w:rPr>
-            <w:t>Turned a personal workflow problem into support for faster repeated work.</w:t>
+            <w:t>Supported harness manufacturing, integration, serviceability, and cross-team development.</w:t>
+          </w:r>
+        </w:sdtContent>
+      </w:sdt>
+    </w:p>
+    <w:p>
+      <w:pPr>
+        <w:spacing w:before="100" w:after="20" w:line="240" w:lineRule="auto"/>
+      </w:pPr>
+      <w:sdt>
+        <w:sdtPr>
+          <w:tag w:val="PROJECT6_CATEGORY"/>
+          <w:alias w:val="PROJECT6_CATEGORY"/>
+        </w:sdtPr>
+        <w:sdtContent>
+          <w:r>
+            <w:rPr>
+              <w:rFonts w:ascii="Arial" w:hAnsi="Arial" w:eastAsia="Arial" w:cs="Arial"/>
+              <w:b/>
+              <w:color w:val="9E1B22"/>
+              <w:sz w:val="17"/>
+              <w:szCs w:val="17"/>
+              <w:bCs/>
+              <w:spacing w:val="0"/>
+            </w:rPr>
+            <w:t>Personal Projects</w:t>
+          </w:r>
+        </w:sdtContent>
+      </w:sdt>
+    </w:p>
+    <w:p>
+      <w:pPr>
+        <w:spacing w:before="40" w:after="0" w:line="240" w:lineRule="auto"/>
+      </w:pPr>
+      <w:sdt>
+        <w:sdtPr>
+          <w:tag w:val="PROJECT6_TITLE"/>
+          <w:alias w:val="PROJECT6_TITLE"/>
+        </w:sdtPr>
+        <w:sdtContent>
+          <w:r>
+            <w:rPr>
+              <w:rFonts w:ascii="Arial" w:hAnsi="Arial" w:eastAsia="Arial" w:cs="Arial"/>
+              <w:b/>
+              <w:color w:val="1D1D21"/>
+              <w:sz w:val="19"/>
+              <w:szCs w:val="19"/>
+              <w:bCs/>
+              <w:spacing w:val="0"/>
+            </w:rPr>
+            <w:t>Leather Tool Carrier</w:t>
+          </w:r>
+        </w:sdtContent>
+      </w:sdt>
+      <w:r>
+        <w:rPr>
+          <w:rFonts w:ascii="Arial" w:hAnsi="Arial"/>
+          <w:b w:val="0"/>
+          <w:i w:val="0"/>
+          <w:color w:val="606266"/>
+          <w:sz w:val="18"/>
+        </w:rPr>
+        <w:t xml:space="preserve">    </w:t>
+      </w:r>
+      <w:sdt>
+        <w:sdtPr>
+          <w:tag w:val="PROJECT6_DATES"/>
+          <w:alias w:val="PROJECT6_DATES"/>
+        </w:sdtPr>
+        <w:sdtContent>
+          <w:r>
+            <w:rPr>
+              <w:rFonts w:ascii="Arial" w:hAnsi="Arial" w:eastAsia="Arial" w:cs="Arial"/>
+              <w:b/>
+              <w:color w:val="606266"/>
+              <w:sz w:val="17"/>
+              <w:szCs w:val="17"/>
+              <w:bCs/>
+              <w:spacing w:val="0"/>
+            </w:rPr>
+            <w:t>2024</w:t>
+          </w:r>
+        </w:sdtContent>
+      </w:sdt>
+    </w:p>
+    <w:p>
+      <w:pPr>
+        <w:spacing w:before="0" w:after="0" w:line="240" w:lineRule="auto"/>
+      </w:pPr>
+      <w:sdt>
+        <w:sdtPr>
+          <w:tag w:val="PROJECT6_META"/>
+          <w:alias w:val="PROJECT6_META"/>
+        </w:sdtPr>
+        <w:sdtContent>
+          <w:r>
+            <w:rPr>
+              <w:rFonts w:ascii="Arial" w:hAnsi="Arial" w:eastAsia="Arial" w:cs="Arial"/>
+              <w:i/>
+              <w:color w:val="606266"/>
+              <w:sz w:val="16"/>
+              <w:szCs w:val="16"/>
+              <w:iCs/>
+              <w:spacing w:val="0"/>
+            </w:rPr>
+            <w:t>Personal Project - Shop workflow tooling</w:t>
+          </w:r>
+        </w:sdtContent>
+      </w:sdt>
+    </w:p>
+    <w:p>
+      <w:pPr>
+        <w:pStyle w:val="ListBullet"/>
+        <w:spacing w:before="0" w:after="0" w:line="240" w:lineRule="auto"/>
+        <w:ind w:left="245" w:hanging="144"/>
+      </w:pPr>
+      <w:sdt>
+        <w:sdtPr>
+          <w:tag w:val="PROJECT6_BULLET1"/>
+          <w:alias w:val="PROJECT6_BULLET1"/>
+        </w:sdtPr>
+        <w:sdtContent>
+          <w:r>
+            <w:rPr>
+              <w:rFonts w:ascii="Arial" w:hAnsi="Arial" w:eastAsia="Arial" w:cs="Arial"/>
+              <w:color w:val="1D1D21"/>
+              <w:sz w:val="17"/>
+              <w:szCs w:val="17"/>
+              <w:spacing w:val="0"/>
+            </w:rPr>
+            <w:t>Designed a leather tool carrier for common hand tools used during panel assembly.</w:t>
+          </w:r>
+        </w:sdtContent>
+      </w:sdt>
+    </w:p>
+    <w:p>
+      <w:pPr>
+        <w:pStyle w:val="ListBullet"/>
+        <w:spacing w:before="0" w:after="0" w:line="240" w:lineRule="auto"/>
+        <w:ind w:left="245" w:hanging="144"/>
+      </w:pPr>
+      <w:sdt>
+        <w:sdtPr>
+          <w:tag w:val="PROJECT6_BULLET2"/>
+          <w:alias w:val="PROJECT6_BULLET2"/>
+        </w:sdtPr>
+        <w:sdtContent>
+          <w:r>
+            <w:rPr>
+              <w:rFonts w:ascii="Arial" w:hAnsi="Arial" w:eastAsia="Arial" w:cs="Arial"/>
+              <w:color w:val="1D1D21"/>
+              <w:sz w:val="17"/>
+              <w:szCs w:val="17"/>
+              <w:spacing w:val="0"/>
+            </w:rPr>
+            <w:t>Built a durable shop aid that kept frequently used tools organized and accessible.</w:t>
+          </w:r>
+        </w:sdtContent>
+      </w:sdt>
+    </w:p>
+    <w:p>
+      <w:pPr>
+        <w:spacing w:before="40" w:after="0" w:line="240" w:lineRule="auto"/>
+      </w:pPr>
+      <w:sdt>
+        <w:sdtPr>
+          <w:tag w:val="PROJECT7_TITLE"/>
+          <w:alias w:val="PROJECT7_TITLE"/>
+        </w:sdtPr>
+        <w:sdtContent>
+          <w:r>
+            <w:rPr>
+              <w:rFonts w:ascii="Arial" w:hAnsi="Arial" w:eastAsia="Arial" w:cs="Arial"/>
+              <w:b/>
+              <w:color w:val="1D1D21"/>
+              <w:sz w:val="19"/>
+              <w:szCs w:val="19"/>
+              <w:bCs/>
+              <w:spacing w:val="0"/>
+            </w:rPr>
+            <w:t>Composite Skateboard Decks</w:t>
+          </w:r>
+        </w:sdtContent>
+      </w:sdt>
+      <w:r>
+        <w:rPr>
+          <w:rFonts w:ascii="Arial" w:hAnsi="Arial"/>
+          <w:b w:val="0"/>
+          <w:i w:val="0"/>
+          <w:color w:val="606266"/>
+          <w:sz w:val="18"/>
+        </w:rPr>
+        <w:t xml:space="preserve">    </w:t>
+      </w:r>
+      <w:sdt>
+        <w:sdtPr>
+          <w:tag w:val="PROJECT7_DATES"/>
+          <w:alias w:val="PROJECT7_DATES"/>
+        </w:sdtPr>
+        <w:sdtContent>
+          <w:r>
+            <w:rPr>
+              <w:rFonts w:ascii="Arial" w:hAnsi="Arial" w:eastAsia="Arial" w:cs="Arial"/>
+              <w:b/>
+              <w:color w:val="606266"/>
+              <w:sz w:val="17"/>
+              <w:szCs w:val="17"/>
+              <w:bCs/>
+              <w:spacing w:val="0"/>
+            </w:rPr>
+            <w:t>Earlier build series</w:t>
+          </w:r>
+        </w:sdtContent>
+      </w:sdt>
+    </w:p>
+    <w:p>
+      <w:pPr>
+        <w:spacing w:before="0" w:after="0" w:line="240" w:lineRule="auto"/>
+      </w:pPr>
+      <w:sdt>
+        <w:sdtPr>
+          <w:tag w:val="PROJECT7_META"/>
+          <w:alias w:val="PROJECT7_META"/>
+        </w:sdtPr>
+        <w:sdtContent>
+          <w:r>
+            <w:rPr>
+              <w:rFonts w:ascii="Arial" w:hAnsi="Arial" w:eastAsia="Arial" w:cs="Arial"/>
+              <w:i/>
+              <w:color w:val="606266"/>
+              <w:sz w:val="16"/>
+              <w:szCs w:val="16"/>
+              <w:iCs/>
+              <w:spacing w:val="0"/>
+            </w:rPr>
+            <w:t>Personal Project - Lamination, fiberglass layups, embedded aluminum</w:t>
+          </w:r>
+        </w:sdtContent>
+      </w:sdt>
+    </w:p>
+    <w:p>
+      <w:pPr>
+        <w:pStyle w:val="ListBullet"/>
+        <w:spacing w:before="0" w:after="0" w:line="240" w:lineRule="auto"/>
+        <w:ind w:left="245" w:hanging="144"/>
+      </w:pPr>
+      <w:sdt>
+        <w:sdtPr>
+          <w:tag w:val="PROJECT7_BULLET1"/>
+          <w:alias w:val="PROJECT7_BULLET1"/>
+        </w:sdtPr>
+        <w:sdtContent>
+          <w:r>
+            <w:rPr>
+              <w:rFonts w:ascii="Arial" w:hAnsi="Arial" w:eastAsia="Arial" w:cs="Arial"/>
+              <w:color w:val="1D1D21"/>
+              <w:sz w:val="17"/>
+              <w:szCs w:val="17"/>
+              <w:spacing w:val="0"/>
+            </w:rPr>
+            <w:t>Built composite skateboard decks through hands-on lamination and fiberglass layup.</w:t>
+          </w:r>
+        </w:sdtContent>
+      </w:sdt>
+    </w:p>
+    <w:p>
+      <w:pPr>
+        <w:pStyle w:val="ListBullet"/>
+        <w:spacing w:before="0" w:after="0" w:line="240" w:lineRule="auto"/>
+        <w:ind w:left="245" w:hanging="144"/>
+      </w:pPr>
+      <w:sdt>
+        <w:sdtPr>
+          <w:tag w:val="PROJECT7_BULLET2"/>
+          <w:alias w:val="PROJECT7_BULLET2"/>
+        </w:sdtPr>
+        <w:sdtContent>
+          <w:r>
+            <w:rPr>
+              <w:rFonts w:ascii="Arial" w:hAnsi="Arial" w:eastAsia="Arial" w:cs="Arial"/>
+              <w:color w:val="1D1D21"/>
+              <w:sz w:val="17"/>
+              <w:szCs w:val="17"/>
+              <w:spacing w:val="0"/>
+            </w:rPr>
+            <w:t>Experimented with embedded aluminum and finish work across an early build series.</w:t>
           </w:r>
         </w:sdtContent>
       </w:sdt>
@@ -2465,7 +2724,6 @@
           <w:tcPr>
             <w:tcW w:type="dxa" w:w="2450"/>
             <w:vAlign w:val="center"/>
-            <w:shd w:val="clear" w:color="auto" w:fill="D1D5DB"/>
           </w:tcPr>
           <w:p>
             <w:pPr>
@@ -2518,7 +2776,6 @@
           <w:tcPr>
             <w:tcW w:type="dxa" w:w="2450"/>
             <w:vAlign w:val="center"/>
-            <w:shd w:val="clear" w:color="auto" w:fill="D1D5DB"/>
           </w:tcPr>
           <w:p>
             <w:pPr>
@@ -2571,7 +2828,6 @@
           <w:tcPr>
             <w:tcW w:type="dxa" w:w="2450"/>
             <w:vAlign w:val="center"/>
-            <w:shd w:val="clear" w:color="auto" w:fill="D1D5DB"/>
           </w:tcPr>
           <w:p>
             <w:pPr>
@@ -2624,7 +2880,6 @@
           <w:tcPr>
             <w:tcW w:type="dxa" w:w="2450"/>
             <w:vAlign w:val="center"/>
-            <w:shd w:val="clear" w:color="auto" w:fill="D1D5DB"/>
           </w:tcPr>
           <w:p>
             <w:pPr>
@@ -2677,7 +2932,6 @@
           <w:tcPr>
             <w:tcW w:type="dxa" w:w="2450"/>
             <w:vAlign w:val="center"/>
-            <w:shd w:val="clear" w:color="auto" w:fill="D1D5DB"/>
           </w:tcPr>
           <w:p>
             <w:pPr>
@@ -2718,7 +2972,7 @@
                     <w:szCs w:val="17"/>
                     <w:spacing w:val="0"/>
                   </w:rPr>
-                  <w:t>Engineering drawings, Mechanical prototyping, Fabrication and materials, Panel assembly</w:t>
+                  <w:t>Engineering drawings, Mechanical prototyping, Panel assembly</w:t>
                 </w:r>
               </w:sdtContent>
             </w:sdt>

--- a/portfolio/resume.docx
+++ b/portfolio/resume.docx
@@ -2464,7 +2464,7 @@
               <w:sz w:val="19"/>
               <w:spacing w:val="0"/>
             </w:rPr>
-            <w:t>ENG 160 Engineering Design Project</w:t>
+            <w:t>ENG 160 Mechanical Design Project</w:t>
           </w:r>
           <w:r>
             <w:rPr>
